--- a/materialien/Welt2_Rangliste/5_Loesungen/AQ_W2_Boss2_Erwartungshorizont.docx
+++ b/materialien/Welt2_Rangliste/5_Loesungen/AQ_W2_Boss2_Erwartungshorizont.docx
@@ -550,7 +550,7 @@
                 <w:sz w:val="19"/>
                 <w:szCs w:val="19"/>
               </w:rPr>
-              <w:t xml:space="preserve">Kernpunkte: 11 Vergleiche bei Abbildung 3; ungünstigster Fall bei aufsteigend sortierten Ringzahlen (z. B. 40, 45, 50, 55, 60, 65) mit 1 + 2 + 3 + 4 + 5 = 15 Vergleichen; allgemein n(n − 1)/2; bei Verdopplung etwa vierfache Vergleichszahl (499 500 → 1 999 000), also eher 2 s statt 1 s – Aussage falsch.</w:t>
+              <w:t xml:space="preserve">Kernpunkte: 11 Vergleiche bei Abbildung 3; ungünstigster Fall bei aufsteigend sortierten Ringzahlen (z. B. 40, 45, 50, 55, 60, 65) mit 1 + 2 + 3 + 4 + 5 = 15 Vergleichen; allgemein n(n − 1)/2; bei Verdopplung etwa vierfache Vergleichszahl (499 500 → 1 999 000), also eher 2 s statt 1 s – Aussage falsch. Speicherbedarf: konstant (Tausch innerhalb der Reihung).</w:t>
             </w:r>
           </w:p>
         </w:tc>
@@ -4609,6 +4609,20 @@
     </w:p>
     <w:p>
       <w:pPr>
+        <w:keepNext w:val="false"/>
+        <w:spacing w:after="80" w:before="0"/>
+      </w:pPr>
+      <w:r>
+        <w:rPr>
+          <w:rFonts w:ascii="Calibri" w:cs="Calibri" w:eastAsia="Calibri" w:hAnsi="Calibri"/>
+          <w:sz w:val="22"/>
+          <w:szCs w:val="22"/>
+        </w:rPr>
+        <w:t xml:space="preserve">Speicherbedarf: Die Operation sortieren tauscht innerhalb der Reihung teilnehmer und benötigt nur die Hilfsvariablen i, j und eine Tauschvariable – der zusätzliche Speicher ist konstant, unabhängig von n. Bei 2000 Schützen steigt also nur die Zahl der Vergleiche (etwa auf das Vierfache, ca. 2 s), nicht der Speicherbedarf.</w:t>
+      </w:r>
+    </w:p>
+    <w:p>
+      <w:pPr>
         <w:keepNext/>
         <w:spacing w:after="40" w:before="80"/>
       </w:pPr>
@@ -5142,7 +5156,7 @@
                 <w:sz w:val="19"/>
                 <w:szCs w:val="19"/>
               </w:rPr>
-              <w:t xml:space="preserve">Beurteilung: Verdopplung → etwa vierfache Vergleichszahl → ca. 2 s; Aussage falsch</w:t>
+              <w:t xml:space="preserve">Beurteilung: Verdopplung → etwa vierfache Vergleichszahl → ca. 2 s; Aussage falsch; Speicherbedarf konstant (Tausch innerhalb der Reihung)</w:t>
             </w:r>
           </w:p>
         </w:tc>
